--- a/EXPORTS/DOCX/published/niveau2/Dutch/Science.docx
+++ b/EXPORTS/DOCX/published/niveau2/Dutch/Science.docx
@@ -283,46 +283,7 @@
           <w:color w:val="000000"/>
           <w:sz w:val="24"/>
         </w:rPr>
-        <w:t xml:space="preserve"> in Leiden en de Homo erectus fossielen die tijdens deze o</w:t>
-      </w:r>
-      <w:r>
-        <w:rPr>
-          <w:u w:val="single" w:color="0000ff"/>
-          <w:rFonts w:ascii="Charis SIL Regular" w:hAnsi="Charis SIL Regular" w:eastAsia="Charis SIL Regular"/>
-          <w:b w:val="0"/>
-          <w:i w:val="0"/>
-          <w:color w:val="000000"/>
-          <w:sz w:val="24"/>
-        </w:rPr>
-        <w:t>p</w:t>
-      </w:r>
-      <w:r>
-        <w:rPr>
-          <w:u w:val="single" w:color="0000ff"/>
-          <w:rFonts w:ascii="Charis SIL Regular" w:hAnsi="Charis SIL Regular" w:eastAsia="Charis SIL Regular"/>
-          <w:b w:val="0"/>
-          <w:i w:val="0"/>
-          <w:color w:val="000000"/>
-          <w:sz w:val="24"/>
-        </w:rPr>
-        <w:hyperlink r:id="rId9" w:history="1">
-          <w:r>
-            <w:rPr>
-              <w:rStyle w:val="Hyperlink"/>
-            </w:rPr>
-            <w:t>gravinge</w:t>
-          </w:r>
-        </w:hyperlink>
-      </w:r>
-      <w:r>
-        <w:rPr>
-          <w:rFonts w:ascii="Charis SIL Regular" w:hAnsi="Charis SIL Regular" w:eastAsia="Charis SIL Regular"/>
-          <w:b w:val="0"/>
-          <w:i w:val="0"/>
-          <w:color w:val="000000"/>
-          <w:sz w:val="24"/>
-        </w:rPr>
-        <w:t xml:space="preserve">n </w:t>
+        <w:t xml:space="preserve"> in Leiden en de Homo erectus fossielen die tijdens deze opgravingen </w:t>
       </w:r>
       <w:r>
         <w:rPr>
@@ -850,7 +811,7 @@
           <w:sz w:val="24"/>
           <w:u w:val="single"/>
         </w:rPr>
-        <w:hyperlink r:id="rId10" w:history="1">
+        <w:hyperlink r:id="rId11" w:history="1">
           <w:r>
             <w:rPr>
               <w:rStyle w:val="Hyperlink"/>
@@ -897,7 +858,7 @@
           <w:sz w:val="24"/>
           <w:u w:val="single"/>
         </w:rPr>
-        <w:hyperlink r:id="rId10" w:history="1">
+        <w:hyperlink r:id="rId11" w:history="1">
           <w:r>
             <w:rPr>
               <w:rStyle w:val="Hyperlink"/>
@@ -915,7 +876,7 @@
           <w:sz w:val="24"/>
           <w:u w:val="single"/>
         </w:rPr>
-        <w:hyperlink r:id="rId10" w:history="1">
+        <w:hyperlink r:id="rId11" w:history="1">
           <w:r>
             <w:rPr>
               <w:rStyle w:val="Hyperlink"/>
@@ -991,7 +952,7 @@
           <w:sz w:val="24"/>
           <w:u w:val="single"/>
         </w:rPr>
-        <w:hyperlink r:id="rId10" w:history="1">
+        <w:hyperlink r:id="rId11" w:history="1">
           <w:r>
             <w:rPr>
               <w:rStyle w:val="Hyperlink"/>
@@ -1085,7 +1046,7 @@
           <w:sz w:val="24"/>
           <w:u w:val="single"/>
         </w:rPr>
-        <w:hyperlink r:id="rId10" w:history="1">
+        <w:hyperlink r:id="rId11" w:history="1">
           <w:r>
             <w:rPr>
               <w:rStyle w:val="Hyperlink"/>
@@ -1103,7 +1064,7 @@
           <w:sz w:val="24"/>
           <w:u w:val="single"/>
         </w:rPr>
-        <w:hyperlink r:id="rId10" w:history="1">
+        <w:hyperlink r:id="rId11" w:history="1">
           <w:r>
             <w:rPr>
               <w:rStyle w:val="Hyperlink"/>
@@ -1166,7 +1127,162 @@
           <w:color w:val="000000"/>
           <w:sz w:val="24"/>
         </w:rPr>
-        <w:t>Ook de Koninklijke Nederlandse Academie van Wetenschappe</w:t>
+        <w:t xml:space="preserve">Ook de Koninklijke </w:t>
+      </w:r>
+      <w:r>
+        <w:rPr>
+          <w:u w:val="single" w:color="0000ff"/>
+          <w:rFonts w:ascii="Charis SIL Regular" w:hAnsi="Charis SIL Regular" w:eastAsia="Charis SIL Regular"/>
+          <w:b w:val="0"/>
+          <w:i w:val="0"/>
+          <w:color w:val="000000"/>
+          <w:sz w:val="24"/>
+        </w:rPr>
+        <w:hyperlink r:id="rId11" w:history="1">
+          <w:r>
+            <w:rPr>
+              <w:rStyle w:val="Hyperlink"/>
+            </w:rPr>
+            <w:t>Nederlandse</w:t>
+          </w:r>
+        </w:hyperlink>
+      </w:r>
+      <w:r>
+        <w:rPr>
+          <w:u w:val="single" w:color="0000ff"/>
+          <w:rFonts w:ascii="Charis SIL Regular" w:hAnsi="Charis SIL Regular" w:eastAsia="Charis SIL Regular"/>
+          <w:b w:val="0"/>
+          <w:i w:val="0"/>
+          <w:color w:val="000000"/>
+          <w:sz w:val="24"/>
+        </w:rPr>
+        <w:t xml:space="preserve"> </w:t>
+      </w:r>
+      <w:r>
+        <w:rPr>
+          <w:u w:val="single" w:color="0000ff"/>
+          <w:rFonts w:ascii="Charis SIL Regular" w:hAnsi="Charis SIL Regular" w:eastAsia="Charis SIL Regular"/>
+          <w:b w:val="0"/>
+          <w:i w:val="0"/>
+          <w:color w:val="000000"/>
+          <w:sz w:val="24"/>
+        </w:rPr>
+        <w:hyperlink r:id="rId11" w:history="1">
+          <w:r>
+            <w:rPr>
+              <w:rStyle w:val="Hyperlink"/>
+            </w:rPr>
+            <w:t>Academie va</w:t>
+          </w:r>
+        </w:hyperlink>
+      </w:r>
+      <w:r>
+        <w:rPr>
+          <w:u w:val="single" w:color="0000ff"/>
+          <w:rFonts w:ascii="Charis SIL Regular" w:hAnsi="Charis SIL Regular" w:eastAsia="Charis SIL Regular"/>
+          <w:b w:val="0"/>
+          <w:i w:val="0"/>
+          <w:color w:val="000000"/>
+          <w:sz w:val="24"/>
+        </w:rPr>
+        <w:hyperlink r:id="rId11" w:history="1">
+          <w:r>
+            <w:rPr>
+              <w:rStyle w:val="Hyperlink"/>
+            </w:rPr>
+            <w:t>n</w:t>
+          </w:r>
+        </w:hyperlink>
+      </w:r>
+      <w:r>
+        <w:rPr>
+          <w:u w:val="single" w:color="0000ff"/>
+          <w:rFonts w:ascii="Charis SIL Regular" w:hAnsi="Charis SIL Regular" w:eastAsia="Charis SIL Regular"/>
+          <w:b w:val="0"/>
+          <w:i w:val="0"/>
+          <w:color w:val="000000"/>
+          <w:sz w:val="24"/>
+        </w:rPr>
+        <w:hyperlink r:id="rId11" w:history="1">
+          <w:r>
+            <w:rPr>
+              <w:rStyle w:val="Hyperlink"/>
+            </w:rPr>
+            <w:t xml:space="preserve"> W</w:t>
+          </w:r>
+        </w:hyperlink>
+      </w:r>
+      <w:r>
+        <w:rPr>
+          <w:u w:val="single" w:color="0000ff"/>
+          <w:rFonts w:ascii="Charis SIL Regular" w:hAnsi="Charis SIL Regular" w:eastAsia="Charis SIL Regular"/>
+          <w:b w:val="0"/>
+          <w:i w:val="0"/>
+          <w:color w:val="000000"/>
+          <w:sz w:val="24"/>
+        </w:rPr>
+        <w:hyperlink r:id="rId11" w:history="1">
+          <w:r>
+            <w:rPr>
+              <w:rStyle w:val="Hyperlink"/>
+            </w:rPr>
+            <w:t>e</w:t>
+          </w:r>
+        </w:hyperlink>
+      </w:r>
+      <w:r>
+        <w:rPr>
+          <w:u w:val="single" w:color="0000ff"/>
+          <w:rFonts w:ascii="Charis SIL Regular" w:hAnsi="Charis SIL Regular" w:eastAsia="Charis SIL Regular"/>
+          <w:b w:val="0"/>
+          <w:i w:val="0"/>
+          <w:color w:val="000000"/>
+          <w:sz w:val="24"/>
+        </w:rPr>
+        <w:hyperlink r:id="rId11" w:history="1">
+          <w:r>
+            <w:rPr>
+              <w:rStyle w:val="Hyperlink"/>
+            </w:rPr>
+            <w:t>tenscha</w:t>
+          </w:r>
+        </w:hyperlink>
+      </w:r>
+      <w:r>
+        <w:rPr>
+          <w:u w:val="single" w:color="0000ff"/>
+          <w:rFonts w:ascii="Charis SIL Regular" w:hAnsi="Charis SIL Regular" w:eastAsia="Charis SIL Regular"/>
+          <w:b w:val="0"/>
+          <w:i w:val="0"/>
+          <w:color w:val="000000"/>
+          <w:sz w:val="24"/>
+        </w:rPr>
+        <w:hyperlink r:id="rId11" w:history="1">
+          <w:r>
+            <w:rPr>
+              <w:rStyle w:val="Hyperlink"/>
+            </w:rPr>
+            <w:t>p</w:t>
+          </w:r>
+        </w:hyperlink>
+      </w:r>
+      <w:r>
+        <w:rPr>
+          <w:u w:val="single" w:color="0000ff"/>
+          <w:rFonts w:ascii="Charis SIL Regular" w:hAnsi="Charis SIL Regular" w:eastAsia="Charis SIL Regular"/>
+          <w:b w:val="0"/>
+          <w:i w:val="0"/>
+          <w:color w:val="000000"/>
+          <w:sz w:val="24"/>
+        </w:rPr>
+        <w:hyperlink r:id="rId11" w:history="1">
+          <w:r>
+            <w:rPr>
+              <w:rStyle w:val="Hyperlink"/>
+            </w:rPr>
+            <w:t>pe</w:t>
+          </w:r>
+        </w:hyperlink>
       </w:r>
       <w:r>
         <w:rPr>
@@ -1558,13 +1674,49 @@
       </w:r>
       <w:r>
         <w:rPr>
+          <w:u w:val="single" w:color="0000ff"/>
           <w:rFonts w:ascii="Charis SIL Regular" w:hAnsi="Charis SIL Regular" w:eastAsia="Charis SIL Regular"/>
           <w:b w:val="0"/>
           <w:i w:val="0"/>
           <w:color w:val="000000"/>
           <w:sz w:val="24"/>
         </w:rPr>
-        <w:t xml:space="preserve">vinden in het provinciale </w:t>
+        <w:hyperlink r:id="rId13" w:history="1">
+          <w:r>
+            <w:rPr>
+              <w:rStyle w:val="Hyperlink"/>
+            </w:rPr>
+            <w:t>vinden in h</w:t>
+          </w:r>
+        </w:hyperlink>
+      </w:r>
+      <w:r>
+        <w:rPr>
+          <w:u w:val="single" w:color="0000ff"/>
+          <w:rFonts w:ascii="Charis SIL Regular" w:hAnsi="Charis SIL Regular" w:eastAsia="Charis SIL Regular"/>
+          <w:b w:val="0"/>
+          <w:i w:val="0"/>
+          <w:color w:val="000000"/>
+          <w:sz w:val="24"/>
+        </w:rPr>
+        <w:hyperlink r:id="rId13" w:history="1">
+          <w:r>
+            <w:rPr>
+              <w:rStyle w:val="Hyperlink"/>
+            </w:rPr>
+            <w:t>e</w:t>
+          </w:r>
+        </w:hyperlink>
+      </w:r>
+      <w:r>
+        <w:rPr>
+          <w:rFonts w:ascii="Charis SIL Regular" w:hAnsi="Charis SIL Regular" w:eastAsia="Charis SIL Regular"/>
+          <w:b w:val="0"/>
+          <w:i w:val="0"/>
+          <w:color w:val="000000"/>
+          <w:sz w:val="24"/>
+        </w:rPr>
+        <w:t xml:space="preserve">t provinciale </w:t>
       </w:r>
       <w:r>
         <w:rPr>
@@ -1924,7 +2076,14 @@
           <w:sz w:val="24"/>
           <w:u w:val="single"/>
         </w:rPr>
-        <w:t>Bataviaasch Gen</w:t>
+        <w:hyperlink r:id="rId11" w:history="1">
+          <w:r>
+            <w:rPr>
+              <w:rStyle w:val="Hyperlink"/>
+            </w:rPr>
+            <w:t>Bataviaasch</w:t>
+          </w:r>
+        </w:hyperlink>
       </w:r>
       <w:r>
         <w:rPr>
@@ -1935,7 +2094,36 @@
           <w:sz w:val="24"/>
           <w:u w:val="single"/>
         </w:rPr>
-        <w:hyperlink r:id="rId15" w:history="1">
+        <w:t xml:space="preserve"> </w:t>
+      </w:r>
+      <w:r>
+        <w:rPr>
+          <w:rFonts w:ascii="Charis SIL Regular" w:hAnsi="Charis SIL Regular" w:eastAsia="Charis SIL Regular"/>
+          <w:b w:val="0"/>
+          <w:i w:val="0"/>
+          <w:color w:val="0000FF"/>
+          <w:sz w:val="24"/>
+          <w:u w:val="single"/>
+        </w:rPr>
+        <w:hyperlink r:id="rId11" w:history="1">
+          <w:r>
+            <w:rPr>
+              <w:rStyle w:val="Hyperlink"/>
+            </w:rPr>
+            <w:t>Gen</w:t>
+          </w:r>
+        </w:hyperlink>
+      </w:r>
+      <w:r>
+        <w:rPr>
+          <w:rFonts w:ascii="Charis SIL Regular" w:hAnsi="Charis SIL Regular" w:eastAsia="Charis SIL Regular"/>
+          <w:b w:val="0"/>
+          <w:i w:val="0"/>
+          <w:color w:val="0000FF"/>
+          <w:sz w:val="24"/>
+          <w:u w:val="single"/>
+        </w:rPr>
+        <w:hyperlink r:id="rId11" w:history="1">
           <w:r>
             <w:rPr>
               <w:rStyle w:val="Hyperlink"/>
@@ -1953,7 +2141,7 @@
           <w:sz w:val="24"/>
           <w:u w:val="single"/>
         </w:rPr>
-        <w:hyperlink r:id="rId15" w:history="1">
+        <w:hyperlink r:id="rId11" w:history="1">
           <w:r>
             <w:rPr>
               <w:rStyle w:val="Hyperlink"/>
@@ -2833,7 +3021,7 @@
           <w:sz w:val="24"/>
           <w:u w:val="single"/>
         </w:rPr>
-        <w:hyperlink r:id="rId16" w:history="1">
+        <w:hyperlink r:id="rId17" w:history="1">
           <w:r>
             <w:rPr>
               <w:rStyle w:val="Hyperlink"/>
@@ -2851,7 +3039,7 @@
           <w:sz w:val="24"/>
           <w:u w:val="single"/>
         </w:rPr>
-        <w:hyperlink r:id="rId16" w:history="1">
+        <w:hyperlink r:id="rId17" w:history="1">
           <w:r>
             <w:rPr>
               <w:rStyle w:val="Hyperlink"/>
@@ -2879,7 +3067,7 @@
           <w:sz w:val="24"/>
           <w:u w:val="single"/>
         </w:rPr>
-        <w:hyperlink r:id="rId16" w:history="1">
+        <w:hyperlink r:id="rId18" w:history="1">
           <w:r>
             <w:rPr>
               <w:rStyle w:val="Hyperlink"/>
@@ -2908,7 +3096,7 @@
           <w:sz w:val="24"/>
           <w:u w:val="single"/>
         </w:rPr>
-        <w:hyperlink r:id="rId16" w:history="1">
+        <w:hyperlink r:id="rId18" w:history="1">
           <w:r>
             <w:rPr>
               <w:rStyle w:val="Hyperlink"/>
@@ -2926,7 +3114,7 @@
           <w:sz w:val="24"/>
           <w:u w:val="single"/>
         </w:rPr>
-        <w:hyperlink r:id="rId16" w:history="1">
+        <w:hyperlink r:id="rId18" w:history="1">
           <w:r>
             <w:rPr>
               <w:rStyle w:val="Hyperlink"/>
@@ -3044,7 +3232,7 @@
           <w:sz w:val="24"/>
           <w:u w:val="single"/>
         </w:rPr>
-        <w:hyperlink r:id="rId18" w:history="1">
+        <w:hyperlink r:id="rId19" w:history="1">
           <w:r>
             <w:rPr>
               <w:rStyle w:val="Hyperlink"/>
@@ -3073,7 +3261,7 @@
           <w:sz w:val="24"/>
           <w:u w:val="single"/>
         </w:rPr>
-        <w:hyperlink r:id="rId18" w:history="1">
+        <w:hyperlink r:id="rId19" w:history="1">
           <w:r>
             <w:rPr>
               <w:rStyle w:val="Hyperlink"/>
@@ -3101,7 +3289,7 @@
           <w:sz w:val="24"/>
           <w:u w:val="single"/>
         </w:rPr>
-        <w:hyperlink r:id="rId19" w:history="1">
+        <w:hyperlink r:id="rId20" w:history="1">
           <w:r>
             <w:rPr>
               <w:rStyle w:val="Hyperlink"/>
@@ -3119,7 +3307,7 @@
           <w:sz w:val="24"/>
           <w:u w:val="single"/>
         </w:rPr>
-        <w:hyperlink r:id="rId19" w:history="1">
+        <w:hyperlink r:id="rId20" w:history="1">
           <w:r>
             <w:rPr>
               <w:rStyle w:val="Hyperlink"/>
@@ -3137,7 +3325,7 @@
           <w:sz w:val="24"/>
           <w:u w:val="single"/>
         </w:rPr>
-        <w:hyperlink r:id="rId19" w:history="1">
+        <w:hyperlink r:id="rId20" w:history="1">
           <w:r>
             <w:rPr>
               <w:rStyle w:val="Hyperlink"/>
@@ -3245,7 +3433,7 @@
           <w:sz w:val="24"/>
           <w:u w:val="single"/>
         </w:rPr>
-        <w:hyperlink r:id="rId20" w:history="1">
+        <w:hyperlink r:id="rId21" w:history="1">
           <w:r>
             <w:rPr>
               <w:rStyle w:val="Hyperlink"/>
@@ -3274,7 +3462,7 @@
           <w:sz w:val="24"/>
           <w:u w:val="single"/>
         </w:rPr>
-        <w:hyperlink r:id="rId20" w:history="1">
+        <w:hyperlink r:id="rId21" w:history="1">
           <w:r>
             <w:rPr>
               <w:rStyle w:val="Hyperlink"/>
@@ -3302,7 +3490,7 @@
           <w:sz w:val="24"/>
           <w:u w:val="single"/>
         </w:rPr>
-        <w:hyperlink r:id="rId21" w:history="1">
+        <w:hyperlink r:id="rId22" w:history="1">
           <w:r>
             <w:rPr>
               <w:rStyle w:val="Hyperlink"/>
@@ -3320,7 +3508,7 @@
           <w:sz w:val="24"/>
           <w:u w:val="single"/>
         </w:rPr>
-        <w:hyperlink r:id="rId21" w:history="1">
+        <w:hyperlink r:id="rId22" w:history="1">
           <w:r>
             <w:rPr>
               <w:rStyle w:val="Hyperlink"/>
@@ -3338,7 +3526,7 @@
           <w:sz w:val="24"/>
           <w:u w:val="single"/>
         </w:rPr>
-        <w:hyperlink r:id="rId21" w:history="1">
+        <w:hyperlink r:id="rId22" w:history="1">
           <w:r>
             <w:rPr>
               <w:rStyle w:val="Hyperlink"/>
@@ -3356,7 +3544,7 @@
           <w:sz w:val="24"/>
           <w:u w:val="single"/>
         </w:rPr>
-        <w:hyperlink r:id="rId21" w:history="1">
+        <w:hyperlink r:id="rId22" w:history="1">
           <w:r>
             <w:rPr>
               <w:rStyle w:val="Hyperlink"/>

--- a/EXPORTS/DOCX/published/niveau2/Dutch/Science.docx
+++ b/EXPORTS/DOCX/published/niveau2/Dutch/Science.docx
@@ -283,7 +283,46 @@
           <w:color w:val="000000"/>
           <w:sz w:val="24"/>
         </w:rPr>
-        <w:t xml:space="preserve"> in Leiden en de Homo erectus fossielen die tijdens deze opgravingen </w:t>
+        <w:t xml:space="preserve"> in Leiden en de Homo erectus fossielen die tijdens deze o</w:t>
+      </w:r>
+      <w:r>
+        <w:rPr>
+          <w:u w:val="single" w:color="0000ff"/>
+          <w:rFonts w:ascii="Charis SIL Regular" w:hAnsi="Charis SIL Regular" w:eastAsia="Charis SIL Regular"/>
+          <w:b w:val="0"/>
+          <w:i w:val="0"/>
+          <w:color w:val="000000"/>
+          <w:sz w:val="24"/>
+        </w:rPr>
+        <w:t>p</w:t>
+      </w:r>
+      <w:r>
+        <w:rPr>
+          <w:u w:val="single" w:color="0000ff"/>
+          <w:rFonts w:ascii="Charis SIL Regular" w:hAnsi="Charis SIL Regular" w:eastAsia="Charis SIL Regular"/>
+          <w:b w:val="0"/>
+          <w:i w:val="0"/>
+          <w:color w:val="000000"/>
+          <w:sz w:val="24"/>
+        </w:rPr>
+        <w:hyperlink r:id="rId9" w:history="1">
+          <w:r>
+            <w:rPr>
+              <w:rStyle w:val="Hyperlink"/>
+            </w:rPr>
+            <w:t>gravinge</w:t>
+          </w:r>
+        </w:hyperlink>
+      </w:r>
+      <w:r>
+        <w:rPr>
+          <w:rFonts w:ascii="Charis SIL Regular" w:hAnsi="Charis SIL Regular" w:eastAsia="Charis SIL Regular"/>
+          <w:b w:val="0"/>
+          <w:i w:val="0"/>
+          <w:color w:val="000000"/>
+          <w:sz w:val="24"/>
+        </w:rPr>
+        <w:t xml:space="preserve">n </w:t>
       </w:r>
       <w:r>
         <w:rPr>
@@ -1010,7 +1049,7 @@
           <w:sz w:val="24"/>
           <w:u w:val="single"/>
         </w:rPr>
-        <w:hyperlink r:id="rId11" w:history="1">
+        <w:hyperlink r:id="rId10" w:history="1">
           <w:r>
             <w:rPr>
               <w:rStyle w:val="Hyperlink"/>
@@ -1082,7 +1121,7 @@
           <w:sz w:val="24"/>
           <w:u w:val="single"/>
         </w:rPr>
-        <w:hyperlink r:id="rId11" w:history="1">
+        <w:hyperlink r:id="rId10" w:history="1">
           <w:r>
             <w:rPr>
               <w:rStyle w:val="Hyperlink"/>
@@ -1710,13 +1749,31 @@
       </w:r>
       <w:r>
         <w:rPr>
+          <w:u w:val="single" w:color="0000ff"/>
           <w:rFonts w:ascii="Charis SIL Regular" w:hAnsi="Charis SIL Regular" w:eastAsia="Charis SIL Regular"/>
           <w:b w:val="0"/>
           <w:i w:val="0"/>
           <w:color w:val="000000"/>
           <w:sz w:val="24"/>
         </w:rPr>
-        <w:t xml:space="preserve">t provinciale </w:t>
+        <w:hyperlink r:id="rId13" w:history="1">
+          <w:r>
+            <w:rPr>
+              <w:rStyle w:val="Hyperlink"/>
+            </w:rPr>
+            <w:t>t provi</w:t>
+          </w:r>
+        </w:hyperlink>
+      </w:r>
+      <w:r>
+        <w:rPr>
+          <w:rFonts w:ascii="Charis SIL Regular" w:hAnsi="Charis SIL Regular" w:eastAsia="Charis SIL Regular"/>
+          <w:b w:val="0"/>
+          <w:i w:val="0"/>
+          <w:color w:val="000000"/>
+          <w:sz w:val="24"/>
+        </w:rPr>
+        <w:t xml:space="preserve">nciale </w:t>
       </w:r>
       <w:r>
         <w:rPr>
@@ -2074,16 +2131,8 @@
           <w:i w:val="0"/>
           <w:color w:val="0000FF"/>
           <w:sz w:val="24"/>
-          <w:u w:val="single"/>
         </w:rPr>
-        <w:hyperlink r:id="rId11" w:history="1">
-          <w:r>
-            <w:rPr>
-              <w:rStyle w:val="Hyperlink"/>
-            </w:rPr>
-            <w:t>Bataviaasch</w:t>
-          </w:r>
-        </w:hyperlink>
+        <w:t>Bataviaasch Genootsc</w:t>
       </w:r>
       <w:r>
         <w:rPr>
@@ -2094,54 +2143,7 @@
           <w:sz w:val="24"/>
           <w:u w:val="single"/>
         </w:rPr>
-        <w:t xml:space="preserve"> </w:t>
-      </w:r>
-      <w:r>
-        <w:rPr>
-          <w:rFonts w:ascii="Charis SIL Regular" w:hAnsi="Charis SIL Regular" w:eastAsia="Charis SIL Regular"/>
-          <w:b w:val="0"/>
-          <w:i w:val="0"/>
-          <w:color w:val="0000FF"/>
-          <w:sz w:val="24"/>
-          <w:u w:val="single"/>
-        </w:rPr>
-        <w:hyperlink r:id="rId11" w:history="1">
-          <w:r>
-            <w:rPr>
-              <w:rStyle w:val="Hyperlink"/>
-            </w:rPr>
-            <w:t>Gen</w:t>
-          </w:r>
-        </w:hyperlink>
-      </w:r>
-      <w:r>
-        <w:rPr>
-          <w:rFonts w:ascii="Charis SIL Regular" w:hAnsi="Charis SIL Regular" w:eastAsia="Charis SIL Regular"/>
-          <w:b w:val="0"/>
-          <w:i w:val="0"/>
-          <w:color w:val="0000FF"/>
-          <w:sz w:val="24"/>
-          <w:u w:val="single"/>
-        </w:rPr>
-        <w:hyperlink r:id="rId11" w:history="1">
-          <w:r>
-            <w:rPr>
-              <w:rStyle w:val="Hyperlink"/>
-            </w:rPr>
-            <w:t>ootsc</w:t>
-          </w:r>
-        </w:hyperlink>
-      </w:r>
-      <w:r>
-        <w:rPr>
-          <w:rFonts w:ascii="Charis SIL Regular" w:hAnsi="Charis SIL Regular" w:eastAsia="Charis SIL Regular"/>
-          <w:b w:val="0"/>
-          <w:i w:val="0"/>
-          <w:color w:val="0000FF"/>
-          <w:sz w:val="24"/>
-          <w:u w:val="single"/>
-        </w:rPr>
-        <w:hyperlink r:id="rId11" w:history="1">
+        <w:hyperlink r:id="rId15" w:history="1">
           <w:r>
             <w:rPr>
               <w:rStyle w:val="Hyperlink"/>
@@ -3021,7 +3023,7 @@
           <w:sz w:val="24"/>
           <w:u w:val="single"/>
         </w:rPr>
-        <w:hyperlink r:id="rId17" w:history="1">
+        <w:hyperlink r:id="rId16" w:history="1">
           <w:r>
             <w:rPr>
               <w:rStyle w:val="Hyperlink"/>
@@ -3039,7 +3041,7 @@
           <w:sz w:val="24"/>
           <w:u w:val="single"/>
         </w:rPr>
-        <w:hyperlink r:id="rId17" w:history="1">
+        <w:hyperlink r:id="rId16" w:history="1">
           <w:r>
             <w:rPr>
               <w:rStyle w:val="Hyperlink"/>
@@ -3067,7 +3069,7 @@
           <w:sz w:val="24"/>
           <w:u w:val="single"/>
         </w:rPr>
-        <w:hyperlink r:id="rId18" w:history="1">
+        <w:hyperlink r:id="rId16" w:history="1">
           <w:r>
             <w:rPr>
               <w:rStyle w:val="Hyperlink"/>
